--- a/reports/ПР_9-10_Управление_проектом.docx
+++ b/reports/ПР_9-10_Управление_проектом.docx
@@ -1279,7 +1279,7 @@
                 <w:i w:val="0"/>
                 <w:sz w:val="24"/>
               </w:rPr>
-              <w:t>Подготовка и анализ данных для модели</w:t>
+              <w:t>Подготовка и анализ исторических данных</w:t>
             </w:r>
           </w:p>
           <w:p>
@@ -1296,7 +1296,7 @@
                 <w:i w:val="0"/>
                 <w:sz w:val="24"/>
               </w:rPr>
-              <w:t>(результат: очищенная обучающая выборка)</w:t>
+              <w:t>(результат: выборка созревших кредитов)</w:t>
             </w:r>
           </w:p>
         </w:tc>
@@ -1621,7 +1621,7 @@
                 <w:i w:val="0"/>
                 <w:sz w:val="24"/>
               </w:rPr>
-              <w:t>Разработка и обучение скоринговой модели</w:t>
+              <w:t>Разработка скоринговой карты и проверка на истории</w:t>
             </w:r>
           </w:p>
           <w:p>
@@ -1638,7 +1638,7 @@
                 <w:i w:val="0"/>
                 <w:sz w:val="24"/>
               </w:rPr>
-              <w:t>(результат: валидированная модель)</w:t>
+              <w:t>(результат: утверждённая методика)</w:t>
             </w:r>
           </w:p>
         </w:tc>
@@ -1963,7 +1963,7 @@
                 <w:i w:val="0"/>
                 <w:sz w:val="24"/>
               </w:rPr>
-              <w:t>Интеграция модели в систему (сервис скоринга)</w:t>
+              <w:t>Интеграция методики в систему (сервис скоринга)</w:t>
             </w:r>
           </w:p>
           <w:p>
@@ -4807,7 +4807,7 @@
                 <w:i w:val="0"/>
                 <w:sz w:val="24"/>
               </w:rPr>
-              <w:t>Подготовка и анализ данных для модели</w:t>
+              <w:t>Подготовка и анализ исторических данных</w:t>
             </w:r>
           </w:p>
         </w:tc>
@@ -5029,7 +5029,7 @@
                 <w:i w:val="0"/>
                 <w:sz w:val="24"/>
               </w:rPr>
-              <w:t>Разработка и обучение скоринговой модели</w:t>
+              <w:t>Разработка скоринговой карты и проверка на истории</w:t>
             </w:r>
           </w:p>
         </w:tc>
@@ -5251,7 +5251,7 @@
                 <w:i w:val="0"/>
                 <w:sz w:val="24"/>
               </w:rPr>
-              <w:t>Интеграция модели в систему (сервис скоринга)</w:t>
+              <w:t>Интеграция методики в систему (сервис скоринга)</w:t>
             </w:r>
           </w:p>
         </w:tc>
@@ -5779,7 +5779,7 @@
                 <w:i w:val="0"/>
                 <w:sz w:val="24"/>
               </w:rPr>
-              <w:t>Пропуски, ошибки и несогласованность данных о заявках и обслуживании кредитов снижают точность модели</w:t>
+              <w:t>Пропуски, ошибки и несогласованность данных о заявках и обслуживании кредитов снижают точность методики</w:t>
             </w:r>
           </w:p>
         </w:tc>
@@ -5807,7 +5807,7 @@
                 <w:i w:val="0"/>
                 <w:sz w:val="24"/>
               </w:rPr>
-              <w:t>Смещение обучающей выборки</w:t>
+              <w:t>Смещение выборки для проверки</w:t>
             </w:r>
           </w:p>
         </w:tc>
@@ -5853,7 +5853,7 @@
                 <w:i w:val="0"/>
                 <w:sz w:val="24"/>
               </w:rPr>
-              <w:t>Исход известен только по одобренным заявкам, модель может неверно оценивать новые сегменты заёмщиков</w:t>
+              <w:t>Исход известен только по одобренным заявкам, методика может неверно оценивать новые сегменты заёмщиков</w:t>
             </w:r>
           </w:p>
         </w:tc>
@@ -6287,7 +6287,7 @@
                 <w:i w:val="0"/>
                 <w:sz w:val="24"/>
               </w:rPr>
-              <w:t>Недостаточная точность модели</w:t>
+              <w:t>Недостаточная точность методики</w:t>
             </w:r>
           </w:p>
         </w:tc>
@@ -6333,7 +6333,7 @@
                 <w:i w:val="0"/>
                 <w:sz w:val="24"/>
               </w:rPr>
-              <w:t>Модель не достигает ROC AUC 0,75</w:t>
+              <w:t>Скоринговая карта не достигает ROC AUC 0,75 на истории выдач</w:t>
             </w:r>
           </w:p>
         </w:tc>
@@ -6361,7 +6361,7 @@
                 <w:i w:val="0"/>
                 <w:sz w:val="24"/>
               </w:rPr>
-              <w:t>Деградация модели после внедрения</w:t>
+              <w:t>Снижение качества методики после внедрения</w:t>
             </w:r>
           </w:p>
         </w:tc>
@@ -6407,7 +6407,7 @@
                 <w:i w:val="0"/>
                 <w:sz w:val="24"/>
               </w:rPr>
-              <w:t>Изменение экономической ситуации или поведения клиентов снижает качество прогнозов</w:t>
+              <w:t>Изменение экономической ситуации или поведения клиентов снижает качество оценки</w:t>
             </w:r>
           </w:p>
         </w:tc>
@@ -6871,7 +6871,7 @@
                 <w:i w:val="0"/>
                 <w:sz w:val="24"/>
               </w:rPr>
-              <w:t>Недостаточная точность модели</w:t>
+              <w:t>Недостаточная точность методики</w:t>
             </w:r>
           </w:p>
         </w:tc>
@@ -7241,7 +7241,7 @@
                 <w:i w:val="0"/>
                 <w:sz w:val="24"/>
               </w:rPr>
-              <w:t>Деградация модели после внедрения</w:t>
+              <w:t>Снижение качества методики после внедрения</w:t>
             </w:r>
           </w:p>
         </w:tc>
@@ -7389,7 +7389,7 @@
                 <w:i w:val="0"/>
                 <w:sz w:val="24"/>
               </w:rPr>
-              <w:t>Смещение обучающей выборки</w:t>
+              <w:t>Смещение выборки для проверки</w:t>
             </w:r>
           </w:p>
         </w:tc>
@@ -7602,7 +7602,7 @@
           <w:i w:val="0"/>
           <w:sz w:val="28"/>
         </w:rPr>
-        <w:t>Для мониторинга отобраны риски с катастрофическими и серьёзными последствиями, а также риски с высокой вероятностью: нарушение требований к защите ПДн, недостаточная точность модели, низкое качество данных, недооценка сроков, выбытие участника группы, изменение требований, деградация модели и задержка доступа к внешним системам.</w:t>
+        <w:t>Для мониторинга отобраны риски с катастрофическими и серьёзными последствиями, а также риски с высокой вероятностью: нарушение требований к защите ПДн, недостаточная точность методики, низкое качество данных, недооценка сроков, выбытие участника группы, изменение требований, снижение качества методики и задержка доступа к внешним системам.</w:t>
       </w:r>
     </w:p>
     <w:p>
@@ -7808,7 +7808,7 @@
                 <w:i w:val="0"/>
                 <w:sz w:val="24"/>
               </w:rPr>
-              <w:t>Согласовать архитектуру со службой ИБ, обезличивать данные для обучения, разграничить доступ по ролям, вести журнал аудита</w:t>
+              <w:t>Согласовать архитектуру со службой ИБ, показывать данные риск-аналитику обезличенными, разграничить доступ по ролям, вести неизменяемый журнал аудита</w:t>
             </w:r>
           </w:p>
         </w:tc>
@@ -7836,7 +7836,7 @@
                 <w:i w:val="0"/>
                 <w:sz w:val="24"/>
               </w:rPr>
-              <w:t>Недостаточная точность модели</w:t>
+              <w:t>Недостаточная точность методики</w:t>
             </w:r>
           </w:p>
         </w:tc>
@@ -7882,7 +7882,7 @@
                 <w:i w:val="0"/>
                 <w:sz w:val="24"/>
               </w:rPr>
-              <w:t>Использовать несколько алгоритмов и ансамбли, расширить набор признаков из кредитной истории; при недостижении порога внедрить интерпретируемую скоринговую карту как временное решение</w:t>
+              <w:t>Уточнить интервалы и баллы характеристик по истории выдач, добавить характеристики кредитной истории, привлечь эксперта; на следующем этапе — модель машинного обучения</w:t>
             </w:r>
           </w:p>
         </w:tc>
@@ -8206,7 +8206,7 @@
                 <w:i w:val="0"/>
                 <w:sz w:val="24"/>
               </w:rPr>
-              <w:t>Деградация модели после внедрения</w:t>
+              <w:t>Снижение качества методики после внедрения</w:t>
             </w:r>
           </w:p>
         </w:tc>
@@ -8252,7 +8252,7 @@
                 <w:i w:val="0"/>
                 <w:sz w:val="24"/>
               </w:rPr>
-              <w:t>Ежемесячный мониторинг PSI и Gini; при превышении порогов — откат на предыдущую версию модели и внеплановое переобучение</w:t>
+              <w:t>Ежемесячный мониторинг PSI и Gini; при превышении порогов — откат на предыдущую версию методики и внеплановый пересмотр баллов карты</w:t>
             </w:r>
           </w:p>
         </w:tc>
@@ -8520,7 +8520,7 @@
                 <w:i w:val="0"/>
                 <w:sz w:val="24"/>
               </w:rPr>
-              <w:t>Недостаточная точность модели</w:t>
+              <w:t>Недостаточная точность методики</w:t>
             </w:r>
           </w:p>
         </w:tc>
@@ -8543,7 +8543,7 @@
                 <w:i w:val="0"/>
                 <w:sz w:val="24"/>
               </w:rPr>
-              <w:t>ROC AUC промежуточных моделей ниже 0,72</w:t>
+              <w:t>ROC AUC версии-кандидата на истории ниже 0,72</w:t>
             </w:r>
           </w:p>
         </w:tc>
@@ -8775,7 +8775,7 @@
                 <w:i w:val="0"/>
                 <w:sz w:val="24"/>
               </w:rPr>
-              <w:t>Деградация модели после внедрения</w:t>
+              <w:t>Снижение качества методики после внедрения</w:t>
             </w:r>
           </w:p>
         </w:tc>

--- a/reports/ПР_9-10_Управление_проектом.docx
+++ b/reports/ПР_9-10_Управление_проектом.docx
@@ -408,7 +408,7 @@
           <w:i w:val="0"/>
           <w:sz w:val="28"/>
         </w:rPr>
-        <w:t>Объект планирования — проект создания системы «СППР оценки кредитоспособности» (практические работы № 3–8). Модель управления проектом включает определение этапов и их зависимостей, построение сетевой и временной диаграмм, распределение участников группы по этапам и управление рисками проекта.</w:t>
+        <w:t>Объект планирования — проект создания базовой редакции системы «СППР оценки кредитоспособности» для небольшой микрофинансовой организации или кредитного кооператива (практические работы № 3–8). Модель управления проектом включает определение этапов и их зависимостей, построение сетевой и временной диаграмм, распределение участников группы по этапам и управление рисками проекта.</w:t>
       </w:r>
     </w:p>
     <w:p>
@@ -1051,7 +1051,7 @@
                 <w:i w:val="0"/>
                 <w:sz w:val="24"/>
               </w:rPr>
-              <w:t>Обследование объекта и формирование требований пользователей</w:t>
+              <w:t>Обследование объекта и формирование требований</w:t>
             </w:r>
           </w:p>
           <w:p>
@@ -1279,7 +1279,7 @@
                 <w:i w:val="0"/>
                 <w:sz w:val="24"/>
               </w:rPr>
-              <w:t>Подготовка и анализ данных для модели</w:t>
+              <w:t>Анализ правил выдачи и истории займов</w:t>
             </w:r>
           </w:p>
           <w:p>
@@ -1296,7 +1296,7 @@
                 <w:i w:val="0"/>
                 <w:sz w:val="24"/>
               </w:rPr>
-              <w:t>(результат: очищенная обучающая выборка)</w:t>
+              <w:t>(результат: выборка займов, правила)</w:t>
             </w:r>
           </w:p>
         </w:tc>
@@ -1393,7 +1393,7 @@
                 <w:i w:val="0"/>
                 <w:sz w:val="24"/>
               </w:rPr>
-              <w:t>Проектирование архитектуры и базы данных</w:t>
+              <w:t>Проектирование базы данных</w:t>
             </w:r>
           </w:p>
           <w:p>
@@ -1410,7 +1410,7 @@
                 <w:i w:val="0"/>
                 <w:sz w:val="24"/>
               </w:rPr>
-              <w:t>(результат: технический проект)</w:t>
+              <w:t>(результат: схема БД)</w:t>
             </w:r>
           </w:p>
         </w:tc>
@@ -1433,7 +1433,7 @@
                 <w:i w:val="0"/>
                 <w:sz w:val="24"/>
               </w:rPr>
-              <w:t>12</w:t>
+              <w:t>8</w:t>
             </w:r>
           </w:p>
         </w:tc>
@@ -1507,7 +1507,7 @@
                 <w:i w:val="0"/>
                 <w:sz w:val="24"/>
               </w:rPr>
-              <w:t>Проектирование пользовательского интерфейса</w:t>
+              <w:t>Проектирование экранных форм</w:t>
             </w:r>
           </w:p>
           <w:p>
@@ -1524,7 +1524,7 @@
                 <w:i w:val="0"/>
                 <w:sz w:val="24"/>
               </w:rPr>
-              <w:t>(результат: макеты экранов)</w:t>
+              <w:t>(результат: макеты страниц)</w:t>
             </w:r>
           </w:p>
         </w:tc>
@@ -1621,7 +1621,7 @@
                 <w:i w:val="0"/>
                 <w:sz w:val="24"/>
               </w:rPr>
-              <w:t>Разработка и обучение скоринговой модели</w:t>
+              <w:t>Разработка скоринговой карты и стоп-факторов</w:t>
             </w:r>
           </w:p>
           <w:p>
@@ -1638,7 +1638,7 @@
                 <w:i w:val="0"/>
                 <w:sz w:val="24"/>
               </w:rPr>
-              <w:t>(результат: валидированная модель)</w:t>
+              <w:t>(результат: утверждённая методика)</w:t>
             </w:r>
           </w:p>
         </w:tc>
@@ -1735,7 +1735,7 @@
                 <w:i w:val="0"/>
                 <w:sz w:val="24"/>
               </w:rPr>
-              <w:t>Разработка серверной части и интеграций с БКИ и АБС</w:t>
+              <w:t>Разработка обработчиков страниц и работы с БД</w:t>
             </w:r>
           </w:p>
           <w:p>
@@ -1752,7 +1752,7 @@
                 <w:i w:val="0"/>
                 <w:sz w:val="24"/>
               </w:rPr>
-              <w:t>(результат: серверные сервисы)</w:t>
+              <w:t>(результат: серверная часть)</w:t>
             </w:r>
           </w:p>
         </w:tc>
@@ -1775,7 +1775,7 @@
                 <w:i w:val="0"/>
                 <w:sz w:val="24"/>
               </w:rPr>
-              <w:t>32</w:t>
+              <w:t>24</w:t>
             </w:r>
           </w:p>
         </w:tc>
@@ -1849,7 +1849,7 @@
                 <w:i w:val="0"/>
                 <w:sz w:val="24"/>
               </w:rPr>
-              <w:t>Разработка клиентской части (интерфейса АРМ)</w:t>
+              <w:t>Разработка шаблонов страниц и стилей</w:t>
             </w:r>
           </w:p>
           <w:p>
@@ -1866,7 +1866,7 @@
                 <w:i w:val="0"/>
                 <w:sz w:val="24"/>
               </w:rPr>
-              <w:t>(результат: веб-интерфейс)</w:t>
+              <w:t>(результат: интерфейс)</w:t>
             </w:r>
           </w:p>
         </w:tc>
@@ -1889,7 +1889,7 @@
                 <w:i w:val="0"/>
                 <w:sz w:val="24"/>
               </w:rPr>
-              <w:t>24</w:t>
+              <w:t>20</w:t>
             </w:r>
           </w:p>
         </w:tc>
@@ -1963,7 +1963,7 @@
                 <w:i w:val="0"/>
                 <w:sz w:val="24"/>
               </w:rPr>
-              <w:t>Интеграция модели в систему (сервис скоринга)</w:t>
+              <w:t>Модуль оценки заявки (logic.py)</w:t>
             </w:r>
           </w:p>
           <w:p>
@@ -1980,7 +1980,7 @@
                 <w:i w:val="0"/>
                 <w:sz w:val="24"/>
               </w:rPr>
-              <w:t>(результат: сервис скоринга)</w:t>
+              <w:t>(результат: оценка заявки)</w:t>
             </w:r>
           </w:p>
         </w:tc>
@@ -2077,7 +2077,7 @@
                 <w:i w:val="0"/>
                 <w:sz w:val="24"/>
               </w:rPr>
-              <w:t>Комплексное тестирование системы</w:t>
+              <w:t>Дистрибутив для установки без интернета</w:t>
             </w:r>
           </w:p>
           <w:p>
@@ -2094,7 +2094,7 @@
                 <w:i w:val="0"/>
                 <w:sz w:val="24"/>
               </w:rPr>
-              <w:t>(результат: протоколы испытаний)</w:t>
+              <w:t>(результат: run.bat, архив с пакетами)</w:t>
             </w:r>
           </w:p>
         </w:tc>
@@ -2117,7 +2117,7 @@
                 <w:i w:val="0"/>
                 <w:sz w:val="24"/>
               </w:rPr>
-              <w:t>16</w:t>
+              <w:t>8</w:t>
             </w:r>
           </w:p>
         </w:tc>
@@ -2140,7 +2140,7 @@
                 <w:i w:val="0"/>
                 <w:sz w:val="24"/>
               </w:rPr>
-              <w:t>T8, T9</w:t>
+              <w:t>T9</w:t>
             </w:r>
           </w:p>
         </w:tc>
@@ -2191,7 +2191,7 @@
                 <w:i w:val="0"/>
                 <w:sz w:val="24"/>
               </w:rPr>
-              <w:t>Разработка эксплуатационной документации</w:t>
+              <w:t>Тестирование и проверка установки</w:t>
             </w:r>
           </w:p>
           <w:p>
@@ -2208,7 +2208,7 @@
                 <w:i w:val="0"/>
                 <w:sz w:val="24"/>
               </w:rPr>
-              <w:t>(результат: комплект документации)</w:t>
+              <w:t>(результат: протоколы испытаний)</w:t>
             </w:r>
           </w:p>
         </w:tc>
@@ -2231,7 +2231,7 @@
                 <w:i w:val="0"/>
                 <w:sz w:val="24"/>
               </w:rPr>
-              <w:t>10</w:t>
+              <w:t>14</w:t>
             </w:r>
           </w:p>
         </w:tc>
@@ -2254,7 +2254,7 @@
                 <w:i w:val="0"/>
                 <w:sz w:val="24"/>
               </w:rPr>
-              <w:t>T9</w:t>
+              <w:t>T8, T10</w:t>
             </w:r>
           </w:p>
         </w:tc>
@@ -2305,7 +2305,7 @@
                 <w:i w:val="0"/>
                 <w:sz w:val="24"/>
               </w:rPr>
-              <w:t>Опытная эксплуатация и приёмочные испытания</w:t>
+              <w:t>Документация, установка у заказчика и приёмка</w:t>
             </w:r>
           </w:p>
           <w:p>
@@ -2345,7 +2345,7 @@
                 <w:i w:val="0"/>
                 <w:sz w:val="24"/>
               </w:rPr>
-              <w:t>14</w:t>
+              <w:t>12</w:t>
             </w:r>
           </w:p>
         </w:tc>
@@ -2368,7 +2368,7 @@
                 <w:i w:val="0"/>
                 <w:sz w:val="24"/>
               </w:rPr>
-              <w:t>T10, T11</w:t>
+              <w:t>T11</w:t>
             </w:r>
           </w:p>
         </w:tc>
@@ -2414,7 +2414,7 @@
       <w:r>
         <w:drawing>
           <wp:inline xmlns:a="http://schemas.openxmlformats.org/drawingml/2006/main" xmlns:pic="http://schemas.openxmlformats.org/drawingml/2006/picture">
-            <wp:extent cx="5940000" cy="1564696"/>
+            <wp:extent cx="5940000" cy="1411081"/>
             <wp:docPr id="1" name="Picture 1"/>
             <wp:cNvGraphicFramePr>
               <a:graphicFrameLocks noChangeAspect="1"/>
@@ -2435,7 +2435,7 @@
                   <pic:spPr>
                     <a:xfrm>
                       <a:off x="0" y="0"/>
-                      <a:ext cx="5940000" cy="1564696"/>
+                      <a:ext cx="5940000" cy="1411081"/>
                     </a:xfrm>
                     <a:prstGeom prst="rect"/>
                   </pic:spPr>
@@ -2470,7 +2470,7 @@
           <w:i w:val="0"/>
           <w:sz w:val="28"/>
         </w:rPr>
-        <w:t>Критический путь проекта: T1 → T2 → T4 → T7 → T9 → T10 → T12. Его длительность составляет 108 дней; плановая дата завершения работ — 17.12.2026, что укладывается в установленный срок (до 31.12.2026). Задержка любого этапа критического пути приводит к задержке завершения проекта, поэтому именно эти этапы находятся под приоритетным контролем руководителя проекта.</w:t>
+        <w:t>Критический путь проекта: T1 → T2 → T3 → T6 → T9 → T10 → T11 → T12. Его длительность составляет 108 дней; плановая дата завершения работ — 17.12.2026, что укладывается в установленный срок (до 31.12.2026). Задержка любого этапа критического пути приводит к задержке завершения проекта, поэтому именно эти этапы находятся под приоритетным контролем руководителя проекта.</w:t>
       </w:r>
     </w:p>
     <w:p>
@@ -3049,7 +3049,7 @@
                 <w:i w:val="0"/>
                 <w:sz w:val="24"/>
               </w:rPr>
-              <w:t>29.09.2026</w:t>
+              <w:t>25.09.2026</w:t>
             </w:r>
           </w:p>
         </w:tc>
@@ -3072,7 +3072,7 @@
                 <w:i w:val="0"/>
                 <w:sz w:val="24"/>
               </w:rPr>
-              <w:t>14.10.2026</w:t>
+              <w:t>10.10.2026</w:t>
             </w:r>
           </w:p>
         </w:tc>
@@ -3095,7 +3095,7 @@
                 <w:i w:val="0"/>
                 <w:sz w:val="24"/>
               </w:rPr>
-              <w:t>4</w:t>
+              <w:t>0</w:t>
             </w:r>
           </w:p>
         </w:tc>
@@ -3169,7 +3169,7 @@
                 <w:i w:val="0"/>
                 <w:sz w:val="24"/>
               </w:rPr>
-              <w:t>06.10.2026</w:t>
+              <w:t>02.10.2026</w:t>
             </w:r>
           </w:p>
         </w:tc>
@@ -3192,7 +3192,7 @@
                 <w:i w:val="0"/>
                 <w:sz w:val="24"/>
               </w:rPr>
-              <w:t>25.09.2026</w:t>
+              <w:t>03.10.2026</w:t>
             </w:r>
           </w:p>
         </w:tc>
@@ -3215,7 +3215,7 @@
                 <w:i w:val="0"/>
                 <w:sz w:val="24"/>
               </w:rPr>
-              <w:t>06.10.2026</w:t>
+              <w:t>10.10.2026</w:t>
             </w:r>
           </w:p>
         </w:tc>
@@ -3238,7 +3238,7 @@
                 <w:i w:val="0"/>
                 <w:sz w:val="24"/>
               </w:rPr>
-              <w:t>0</w:t>
+              <w:t>8</w:t>
             </w:r>
           </w:p>
         </w:tc>
@@ -3335,7 +3335,7 @@
                 <w:i w:val="0"/>
                 <w:sz w:val="24"/>
               </w:rPr>
-              <w:t>15.10.2026</w:t>
+              <w:t>23.10.2026</w:t>
             </w:r>
           </w:p>
         </w:tc>
@@ -3358,7 +3358,7 @@
                 <w:i w:val="0"/>
                 <w:sz w:val="24"/>
               </w:rPr>
-              <w:t>24.10.2026</w:t>
+              <w:t>01.11.2026</w:t>
             </w:r>
           </w:p>
         </w:tc>
@@ -3381,7 +3381,7 @@
                 <w:i w:val="0"/>
                 <w:sz w:val="24"/>
               </w:rPr>
-              <w:t>20</w:t>
+              <w:t>28</w:t>
             </w:r>
           </w:p>
         </w:tc>
@@ -3478,7 +3478,7 @@
                 <w:i w:val="0"/>
                 <w:sz w:val="24"/>
               </w:rPr>
-              <w:t>15.10.2026</w:t>
+              <w:t>11.10.2026</w:t>
             </w:r>
           </w:p>
         </w:tc>
@@ -3501,7 +3501,7 @@
                 <w:i w:val="0"/>
                 <w:sz w:val="24"/>
               </w:rPr>
-              <w:t>07.11.2026</w:t>
+              <w:t>03.11.2026</w:t>
             </w:r>
           </w:p>
         </w:tc>
@@ -3524,7 +3524,7 @@
                 <w:i w:val="0"/>
                 <w:sz w:val="24"/>
               </w:rPr>
-              <w:t>4</w:t>
+              <w:t>0</w:t>
             </w:r>
           </w:p>
         </w:tc>
@@ -3575,7 +3575,7 @@
                 <w:i w:val="0"/>
                 <w:sz w:val="24"/>
               </w:rPr>
-              <w:t>07.10.2026</w:t>
+              <w:t>03.10.2026</w:t>
             </w:r>
           </w:p>
         </w:tc>
@@ -3598,7 +3598,7 @@
                 <w:i w:val="0"/>
                 <w:sz w:val="24"/>
               </w:rPr>
-              <w:t>07.11.2026</w:t>
+              <w:t>26.10.2026</w:t>
             </w:r>
           </w:p>
         </w:tc>
@@ -3621,7 +3621,7 @@
                 <w:i w:val="0"/>
                 <w:sz w:val="24"/>
               </w:rPr>
-              <w:t>07.10.2026</w:t>
+              <w:t>11.10.2026</w:t>
             </w:r>
           </w:p>
         </w:tc>
@@ -3644,7 +3644,7 @@
                 <w:i w:val="0"/>
                 <w:sz w:val="24"/>
               </w:rPr>
-              <w:t>07.11.2026</w:t>
+              <w:t>03.11.2026</w:t>
             </w:r>
           </w:p>
         </w:tc>
@@ -3667,7 +3667,7 @@
                 <w:i w:val="0"/>
                 <w:sz w:val="24"/>
               </w:rPr>
-              <w:t>0</w:t>
+              <w:t>8</w:t>
             </w:r>
           </w:p>
         </w:tc>
@@ -3718,7 +3718,7 @@
                 <w:i w:val="0"/>
                 <w:sz w:val="24"/>
               </w:rPr>
-              <w:t>07.10.2026</w:t>
+              <w:t>05.10.2026</w:t>
             </w:r>
           </w:p>
         </w:tc>
@@ -3741,7 +3741,7 @@
                 <w:i w:val="0"/>
                 <w:sz w:val="24"/>
               </w:rPr>
-              <w:t>30.10.2026</w:t>
+              <w:t>24.10.2026</w:t>
             </w:r>
           </w:p>
         </w:tc>
@@ -3764,7 +3764,7 @@
                 <w:i w:val="0"/>
                 <w:sz w:val="24"/>
               </w:rPr>
-              <w:t>25.10.2026</w:t>
+              <w:t>02.11.2026</w:t>
             </w:r>
           </w:p>
         </w:tc>
@@ -3787,7 +3787,7 @@
                 <w:i w:val="0"/>
                 <w:sz w:val="24"/>
               </w:rPr>
-              <w:t>17.11.2026</w:t>
+              <w:t>21.11.2026</w:t>
             </w:r>
           </w:p>
         </w:tc>
@@ -3810,7 +3810,7 @@
                 <w:i w:val="0"/>
                 <w:sz w:val="24"/>
               </w:rPr>
-              <w:t>18</w:t>
+              <w:t>28</w:t>
             </w:r>
           </w:p>
         </w:tc>
@@ -3861,7 +3861,7 @@
                 <w:i w:val="0"/>
                 <w:sz w:val="24"/>
               </w:rPr>
-              <w:t>08.11.2026</w:t>
+              <w:t>04.11.2026</w:t>
             </w:r>
           </w:p>
         </w:tc>
@@ -3884,7 +3884,7 @@
                 <w:i w:val="0"/>
                 <w:sz w:val="24"/>
               </w:rPr>
-              <w:t>17.11.2026</w:t>
+              <w:t>13.11.2026</w:t>
             </w:r>
           </w:p>
         </w:tc>
@@ -3907,7 +3907,7 @@
                 <w:i w:val="0"/>
                 <w:sz w:val="24"/>
               </w:rPr>
-              <w:t>08.11.2026</w:t>
+              <w:t>04.11.2026</w:t>
             </w:r>
           </w:p>
         </w:tc>
@@ -3930,7 +3930,7 @@
                 <w:i w:val="0"/>
                 <w:sz w:val="24"/>
               </w:rPr>
-              <w:t>17.11.2026</w:t>
+              <w:t>13.11.2026</w:t>
             </w:r>
           </w:p>
         </w:tc>
@@ -4004,7 +4004,7 @@
                 <w:i w:val="0"/>
                 <w:sz w:val="24"/>
               </w:rPr>
-              <w:t>18.11.2026</w:t>
+              <w:t>14.11.2026</w:t>
             </w:r>
           </w:p>
         </w:tc>
@@ -4027,7 +4027,7 @@
                 <w:i w:val="0"/>
                 <w:sz w:val="24"/>
               </w:rPr>
-              <w:t>03.12.2026</w:t>
+              <w:t>21.11.2026</w:t>
             </w:r>
           </w:p>
         </w:tc>
@@ -4050,7 +4050,7 @@
                 <w:i w:val="0"/>
                 <w:sz w:val="24"/>
               </w:rPr>
-              <w:t>18.11.2026</w:t>
+              <w:t>14.11.2026</w:t>
             </w:r>
           </w:p>
         </w:tc>
@@ -4073,7 +4073,7 @@
                 <w:i w:val="0"/>
                 <w:sz w:val="24"/>
               </w:rPr>
-              <w:t>03.12.2026</w:t>
+              <w:t>21.11.2026</w:t>
             </w:r>
           </w:p>
         </w:tc>
@@ -4147,7 +4147,7 @@
                 <w:i w:val="0"/>
                 <w:sz w:val="24"/>
               </w:rPr>
-              <w:t>18.11.2026</w:t>
+              <w:t>22.11.2026</w:t>
             </w:r>
           </w:p>
         </w:tc>
@@ -4170,7 +4170,7 @@
                 <w:i w:val="0"/>
                 <w:sz w:val="24"/>
               </w:rPr>
-              <w:t>27.11.2026</w:t>
+              <w:t>05.12.2026</w:t>
             </w:r>
           </w:p>
         </w:tc>
@@ -4193,7 +4193,7 @@
                 <w:i w:val="0"/>
                 <w:sz w:val="24"/>
               </w:rPr>
-              <w:t>24.11.2026</w:t>
+              <w:t>22.11.2026</w:t>
             </w:r>
           </w:p>
         </w:tc>
@@ -4216,7 +4216,7 @@
                 <w:i w:val="0"/>
                 <w:sz w:val="24"/>
               </w:rPr>
-              <w:t>03.12.2026</w:t>
+              <w:t>05.12.2026</w:t>
             </w:r>
           </w:p>
         </w:tc>
@@ -4239,7 +4239,7 @@
                 <w:i w:val="0"/>
                 <w:sz w:val="24"/>
               </w:rPr>
-              <w:t>6</w:t>
+              <w:t>0</w:t>
             </w:r>
           </w:p>
         </w:tc>
@@ -4290,7 +4290,7 @@
                 <w:i w:val="0"/>
                 <w:sz w:val="24"/>
               </w:rPr>
-              <w:t>04.12.2026</w:t>
+              <w:t>06.12.2026</w:t>
             </w:r>
           </w:p>
         </w:tc>
@@ -4336,7 +4336,7 @@
                 <w:i w:val="0"/>
                 <w:sz w:val="24"/>
               </w:rPr>
-              <w:t>04.12.2026</w:t>
+              <w:t>06.12.2026</w:t>
             </w:r>
           </w:p>
         </w:tc>
@@ -4659,7 +4659,7 @@
                 <w:i w:val="0"/>
                 <w:sz w:val="24"/>
               </w:rPr>
-              <w:t>Обследование объекта и формирование требований пользователей</w:t>
+              <w:t>Обследование объекта и формирование требований</w:t>
             </w:r>
           </w:p>
         </w:tc>
@@ -4807,7 +4807,7 @@
                 <w:i w:val="0"/>
                 <w:sz w:val="24"/>
               </w:rPr>
-              <w:t>Подготовка и анализ данных для модели</w:t>
+              <w:t>Анализ правил выдачи и истории займов</w:t>
             </w:r>
           </w:p>
         </w:tc>
@@ -4881,7 +4881,7 @@
                 <w:i w:val="0"/>
                 <w:sz w:val="24"/>
               </w:rPr>
-              <w:t>Проектирование архитектуры и базы данных</w:t>
+              <w:t>Проектирование базы данных</w:t>
             </w:r>
           </w:p>
         </w:tc>
@@ -4955,7 +4955,7 @@
                 <w:i w:val="0"/>
                 <w:sz w:val="24"/>
               </w:rPr>
-              <w:t>Проектирование пользовательского интерфейса</w:t>
+              <w:t>Проектирование экранных форм</w:t>
             </w:r>
           </w:p>
         </w:tc>
@@ -5029,7 +5029,7 @@
                 <w:i w:val="0"/>
                 <w:sz w:val="24"/>
               </w:rPr>
-              <w:t>Разработка и обучение скоринговой модели</w:t>
+              <w:t>Разработка скоринговой карты и стоп-факторов</w:t>
             </w:r>
           </w:p>
         </w:tc>
@@ -5103,7 +5103,7 @@
                 <w:i w:val="0"/>
                 <w:sz w:val="24"/>
               </w:rPr>
-              <w:t>Разработка серверной части и интеграций с БКИ и АБС</w:t>
+              <w:t>Разработка обработчиков страниц и работы с БД</w:t>
             </w:r>
           </w:p>
         </w:tc>
@@ -5177,7 +5177,7 @@
                 <w:i w:val="0"/>
                 <w:sz w:val="24"/>
               </w:rPr>
-              <w:t>Разработка клиентской части (интерфейса АРМ)</w:t>
+              <w:t>Разработка шаблонов страниц и стилей</w:t>
             </w:r>
           </w:p>
         </w:tc>
@@ -5251,7 +5251,7 @@
                 <w:i w:val="0"/>
                 <w:sz w:val="24"/>
               </w:rPr>
-              <w:t>Интеграция модели в систему (сервис скоринга)</w:t>
+              <w:t>Модуль оценки заявки (logic.py)</w:t>
             </w:r>
           </w:p>
         </w:tc>
@@ -5325,7 +5325,81 @@
                 <w:i w:val="0"/>
                 <w:sz w:val="24"/>
               </w:rPr>
-              <w:t>Комплексное тестирование системы</w:t>
+              <w:t>Дистрибутив для установки без интернета</w:t>
+            </w:r>
+          </w:p>
+        </w:tc>
+        <w:tc>
+          <w:tcPr>
+            <w:tcW w:type="dxa" w:w="2268"/>
+          </w:tcPr>
+          <w:p>
+            <w:pPr>
+              <w:widowControl w:val="0"/>
+              <w:spacing w:line="240" w:lineRule="auto" w:after="0"/>
+              <w:ind w:firstLine="0"/>
+              <w:jc w:val="left"/>
+            </w:pPr>
+            <w:r/>
+            <w:r>
+              <w:rPr>
+                <w:rFonts w:ascii="Times New Roman" w:hAnsi="Times New Roman" w:cs="Times New Roman" w:eastAsia="Times New Roman"/>
+                <w:b w:val="0"/>
+                <w:i w:val="0"/>
+                <w:sz w:val="24"/>
+              </w:rPr>
+              <w:t>РП</w:t>
+            </w:r>
+          </w:p>
+        </w:tc>
+      </w:tr>
+      <w:tr>
+        <w:trPr>
+          <w:cantSplit/>
+        </w:trPr>
+        <w:tc>
+          <w:tcPr>
+            <w:tcW w:type="dxa" w:w="794"/>
+          </w:tcPr>
+          <w:p>
+            <w:pPr>
+              <w:widowControl w:val="0"/>
+              <w:spacing w:line="240" w:lineRule="auto" w:after="0"/>
+              <w:ind w:firstLine="0"/>
+              <w:jc w:val="left"/>
+            </w:pPr>
+            <w:r/>
+            <w:r>
+              <w:rPr>
+                <w:rFonts w:ascii="Times New Roman" w:hAnsi="Times New Roman" w:cs="Times New Roman" w:eastAsia="Times New Roman"/>
+                <w:b w:val="0"/>
+                <w:i w:val="0"/>
+                <w:sz w:val="24"/>
+              </w:rPr>
+              <w:t>T11</w:t>
+            </w:r>
+          </w:p>
+        </w:tc>
+        <w:tc>
+          <w:tcPr>
+            <w:tcW w:type="dxa" w:w="6293"/>
+          </w:tcPr>
+          <w:p>
+            <w:pPr>
+              <w:widowControl w:val="0"/>
+              <w:spacing w:line="240" w:lineRule="auto" w:after="0"/>
+              <w:ind w:firstLine="0"/>
+              <w:jc w:val="left"/>
+            </w:pPr>
+            <w:r/>
+            <w:r>
+              <w:rPr>
+                <w:rFonts w:ascii="Times New Roman" w:hAnsi="Times New Roman" w:cs="Times New Roman" w:eastAsia="Times New Roman"/>
+                <w:b w:val="0"/>
+                <w:i w:val="0"/>
+                <w:sz w:val="24"/>
+              </w:rPr>
+              <w:t>Тестирование и проверка установки</w:t>
             </w:r>
           </w:p>
         </w:tc>
@@ -5376,80 +5450,6 @@
                 <w:i w:val="0"/>
                 <w:sz w:val="24"/>
               </w:rPr>
-              <w:t>T11</w:t>
-            </w:r>
-          </w:p>
-        </w:tc>
-        <w:tc>
-          <w:tcPr>
-            <w:tcW w:type="dxa" w:w="6293"/>
-          </w:tcPr>
-          <w:p>
-            <w:pPr>
-              <w:widowControl w:val="0"/>
-              <w:spacing w:line="240" w:lineRule="auto" w:after="0"/>
-              <w:ind w:firstLine="0"/>
-              <w:jc w:val="left"/>
-            </w:pPr>
-            <w:r/>
-            <w:r>
-              <w:rPr>
-                <w:rFonts w:ascii="Times New Roman" w:hAnsi="Times New Roman" w:cs="Times New Roman" w:eastAsia="Times New Roman"/>
-                <w:b w:val="0"/>
-                <w:i w:val="0"/>
-                <w:sz w:val="24"/>
-              </w:rPr>
-              <w:t>Разработка эксплуатационной документации</w:t>
-            </w:r>
-          </w:p>
-        </w:tc>
-        <w:tc>
-          <w:tcPr>
-            <w:tcW w:type="dxa" w:w="2268"/>
-          </w:tcPr>
-          <w:p>
-            <w:pPr>
-              <w:widowControl w:val="0"/>
-              <w:spacing w:line="240" w:lineRule="auto" w:after="0"/>
-              <w:ind w:firstLine="0"/>
-              <w:jc w:val="left"/>
-            </w:pPr>
-            <w:r/>
-            <w:r>
-              <w:rPr>
-                <w:rFonts w:ascii="Times New Roman" w:hAnsi="Times New Roman" w:cs="Times New Roman" w:eastAsia="Times New Roman"/>
-                <w:b w:val="0"/>
-                <w:i w:val="0"/>
-                <w:sz w:val="24"/>
-              </w:rPr>
-              <w:t>РП</w:t>
-            </w:r>
-          </w:p>
-        </w:tc>
-      </w:tr>
-      <w:tr>
-        <w:trPr>
-          <w:cantSplit/>
-        </w:trPr>
-        <w:tc>
-          <w:tcPr>
-            <w:tcW w:type="dxa" w:w="794"/>
-          </w:tcPr>
-          <w:p>
-            <w:pPr>
-              <w:widowControl w:val="0"/>
-              <w:spacing w:line="240" w:lineRule="auto" w:after="0"/>
-              <w:ind w:firstLine="0"/>
-              <w:jc w:val="left"/>
-            </w:pPr>
-            <w:r/>
-            <w:r>
-              <w:rPr>
-                <w:rFonts w:ascii="Times New Roman" w:hAnsi="Times New Roman" w:cs="Times New Roman" w:eastAsia="Times New Roman"/>
-                <w:b w:val="0"/>
-                <w:i w:val="0"/>
-                <w:sz w:val="24"/>
-              </w:rPr>
               <w:t>T12</w:t>
             </w:r>
           </w:p>
@@ -5473,7 +5473,7 @@
                 <w:i w:val="0"/>
                 <w:sz w:val="24"/>
               </w:rPr>
-              <w:t>Опытная эксплуатация и приёмочные испытания</w:t>
+              <w:t>Документация, установка у заказчика и приёмка</w:t>
             </w:r>
           </w:p>
         </w:tc>
@@ -5733,7 +5733,7 @@
                 <w:i w:val="0"/>
                 <w:sz w:val="24"/>
               </w:rPr>
-              <w:t>Низкое качество исторических данных</w:t>
+              <w:t>Мало исторических данных для проверки методики</w:t>
             </w:r>
           </w:p>
         </w:tc>
@@ -5779,7 +5779,7 @@
                 <w:i w:val="0"/>
                 <w:sz w:val="24"/>
               </w:rPr>
-              <w:t>Пропуски, ошибки и несогласованность данных о заявках и обслуживании кредитов снижают точность модели</w:t>
+              <w:t>У Организации небольшая история займов, баллы карты сложно проверить</w:t>
             </w:r>
           </w:p>
         </w:tc>
@@ -5807,7 +5807,7 @@
                 <w:i w:val="0"/>
                 <w:sz w:val="24"/>
               </w:rPr>
-              <w:t>Смещение обучающей выборки</w:t>
+              <w:t>Ошибки ручного ввода сведений из кредитного отчёта</w:t>
             </w:r>
           </w:p>
         </w:tc>
@@ -5853,7 +5853,7 @@
                 <w:i w:val="0"/>
                 <w:sz w:val="24"/>
               </w:rPr>
-              <w:t>Исход известен только по одобренным заявкам, модель может неверно оценивать новые сегменты заёмщиков</w:t>
+              <w:t>Специалист неверно переносит данные отчёта, оценка искажается</w:t>
             </w:r>
           </w:p>
         </w:tc>
@@ -5927,7 +5927,7 @@
                 <w:i w:val="0"/>
                 <w:sz w:val="24"/>
               </w:rPr>
-              <w:t>Заказчик меняет требования к функциям или кредитной политике после утверждения ТЗ</w:t>
+              <w:t>Заказчик меняет правила выдачи после утверждения ТЗ</w:t>
             </w:r>
           </w:p>
         </w:tc>
@@ -5955,7 +5955,7 @@
                 <w:i w:val="0"/>
                 <w:sz w:val="24"/>
               </w:rPr>
-              <w:t>Задержка доступа к API БКИ и АБС</w:t>
+              <w:t>Несовместимость с компьютером заказчика</w:t>
             </w:r>
           </w:p>
         </w:tc>
@@ -6001,7 +6001,7 @@
                 <w:i w:val="0"/>
                 <w:sz w:val="24"/>
               </w:rPr>
-              <w:t>Тестовые среды внешних систем предоставляются с опозданием</w:t>
+              <w:t>Старая версия Windows или Python, нет прав на установку</w:t>
             </w:r>
           </w:p>
         </w:tc>
@@ -6075,7 +6075,7 @@
                 <w:i w:val="0"/>
                 <w:sz w:val="24"/>
               </w:rPr>
-              <w:t>Один из трёх участников выбывает на длительный срок</w:t>
+              <w:t>Один из трёх участников выбывает</w:t>
             </w:r>
           </w:p>
         </w:tc>
@@ -6259,7 +6259,7 @@
                 <w:i w:val="0"/>
                 <w:sz w:val="24"/>
               </w:rPr>
-              <w:t>Трудоёмкость разработки серверной части и интеграций оценена неверно</w:t>
+              <w:t>Трудоёмкость оценена неверно</w:t>
             </w:r>
           </w:p>
         </w:tc>
@@ -6287,81 +6287,7 @@
                 <w:i w:val="0"/>
                 <w:sz w:val="24"/>
               </w:rPr>
-              <w:t>Недостаточная точность модели</w:t>
-            </w:r>
-          </w:p>
-        </w:tc>
-        <w:tc>
-          <w:tcPr>
-            <w:tcW w:type="dxa" w:w="1814"/>
-          </w:tcPr>
-          <w:p>
-            <w:pPr>
-              <w:widowControl w:val="0"/>
-              <w:spacing w:line="240" w:lineRule="auto" w:after="0"/>
-              <w:ind w:firstLine="0"/>
-              <w:jc w:val="left"/>
-            </w:pPr>
-            <w:r/>
-            <w:r>
-              <w:rPr>
-                <w:rFonts w:ascii="Times New Roman" w:hAnsi="Times New Roman" w:cs="Times New Roman" w:eastAsia="Times New Roman"/>
-                <w:b w:val="0"/>
-                <w:i w:val="0"/>
-                <w:sz w:val="24"/>
-              </w:rPr>
-              <w:t>Риск для продукта</w:t>
-            </w:r>
-          </w:p>
-        </w:tc>
-        <w:tc>
-          <w:tcPr>
-            <w:tcW w:type="dxa" w:w="4989"/>
-          </w:tcPr>
-          <w:p>
-            <w:pPr>
-              <w:widowControl w:val="0"/>
-              <w:spacing w:line="240" w:lineRule="auto" w:after="0"/>
-              <w:ind w:firstLine="0"/>
-              <w:jc w:val="left"/>
-            </w:pPr>
-            <w:r/>
-            <w:r>
-              <w:rPr>
-                <w:rFonts w:ascii="Times New Roman" w:hAnsi="Times New Roman" w:cs="Times New Roman" w:eastAsia="Times New Roman"/>
-                <w:b w:val="0"/>
-                <w:i w:val="0"/>
-                <w:sz w:val="24"/>
-              </w:rPr>
-              <w:t>Модель не достигает ROC AUC 0,75</w:t>
-            </w:r>
-          </w:p>
-        </w:tc>
-      </w:tr>
-      <w:tr>
-        <w:trPr>
-          <w:cantSplit/>
-        </w:trPr>
-        <w:tc>
-          <w:tcPr>
-            <w:tcW w:type="dxa" w:w="2551"/>
-          </w:tcPr>
-          <w:p>
-            <w:pPr>
-              <w:widowControl w:val="0"/>
-              <w:spacing w:line="240" w:lineRule="auto" w:after="0"/>
-              <w:ind w:firstLine="0"/>
-              <w:jc w:val="left"/>
-            </w:pPr>
-            <w:r/>
-            <w:r>
-              <w:rPr>
-                <w:rFonts w:ascii="Times New Roman" w:hAnsi="Times New Roman" w:cs="Times New Roman" w:eastAsia="Times New Roman"/>
-                <w:b w:val="0"/>
-                <w:i w:val="0"/>
-                <w:sz w:val="24"/>
-              </w:rPr>
-              <w:t>Деградация модели после внедрения</w:t>
+              <w:t>Потеря файла базы данных</w:t>
             </w:r>
           </w:p>
         </w:tc>
@@ -6407,7 +6333,7 @@
                 <w:i w:val="0"/>
                 <w:sz w:val="24"/>
               </w:rPr>
-              <w:t>Изменение экономической ситуации или поведения клиентов снижает качество прогнозов</w:t>
+              <w:t>Сбой диска или удаление файла без резервной копии</w:t>
             </w:r>
           </w:p>
         </w:tc>
@@ -6481,7 +6407,7 @@
                 <w:i w:val="0"/>
                 <w:sz w:val="24"/>
               </w:rPr>
-              <w:t>Утечка данных или несоответствие требованиям 152-ФЗ</w:t>
+              <w:t>Доступ посторонних к компьютеру с данными клиентов</w:t>
             </w:r>
           </w:p>
         </w:tc>
@@ -6555,7 +6481,7 @@
                 <w:i w:val="0"/>
                 <w:sz w:val="24"/>
               </w:rPr>
-              <w:t>Андеррайтеры не доверяют рекомендациям системы и игнорируют их</w:t>
+              <w:t>Специалисты продолжают считать в электронной таблице</w:t>
             </w:r>
           </w:p>
         </w:tc>
@@ -6583,7 +6509,7 @@
                 <w:i w:val="0"/>
                 <w:sz w:val="24"/>
               </w:rPr>
-              <w:t>Изменение законодательства</w:t>
+              <w:t>Рост Организации</w:t>
             </w:r>
           </w:p>
         </w:tc>
@@ -6629,7 +6555,7 @@
                 <w:i w:val="0"/>
                 <w:sz w:val="24"/>
               </w:rPr>
-              <w:t>Изменение требований Банка России к расчёту ПДН или процедурам кредитования</w:t>
+              <w:t>Базовой редакции станет недостаточно (несколько сотрудников, обмен с БКИ)</w:t>
             </w:r>
           </w:p>
         </w:tc>
@@ -6871,7 +6797,7 @@
                 <w:i w:val="0"/>
                 <w:sz w:val="24"/>
               </w:rPr>
-              <w:t>Недостаточная точность модели</w:t>
+              <w:t>Потеря файла базы данных</w:t>
             </w:r>
           </w:p>
         </w:tc>
@@ -6945,7 +6871,7 @@
                 <w:i w:val="0"/>
                 <w:sz w:val="24"/>
               </w:rPr>
-              <w:t>Низкое качество исторических данных</w:t>
+              <w:t>Мало исторических данных для проверки методики</w:t>
             </w:r>
           </w:p>
         </w:tc>
@@ -7019,6 +6945,80 @@
                 <w:i w:val="0"/>
                 <w:sz w:val="24"/>
               </w:rPr>
+              <w:t>Несовместимость с компьютером заказчика</w:t>
+            </w:r>
+          </w:p>
+        </w:tc>
+        <w:tc>
+          <w:tcPr>
+            <w:tcW w:type="dxa" w:w="1984"/>
+          </w:tcPr>
+          <w:p>
+            <w:pPr>
+              <w:widowControl w:val="0"/>
+              <w:spacing w:line="240" w:lineRule="auto" w:after="0"/>
+              <w:ind w:firstLine="0"/>
+              <w:jc w:val="left"/>
+            </w:pPr>
+            <w:r/>
+            <w:r>
+              <w:rPr>
+                <w:rFonts w:ascii="Times New Roman" w:hAnsi="Times New Roman" w:cs="Times New Roman" w:eastAsia="Times New Roman"/>
+                <w:b w:val="0"/>
+                <w:i w:val="0"/>
+                <w:sz w:val="24"/>
+              </w:rPr>
+              <w:t>Средняя</w:t>
+            </w:r>
+          </w:p>
+        </w:tc>
+        <w:tc>
+          <w:tcPr>
+            <w:tcW w:type="dxa" w:w="1984"/>
+          </w:tcPr>
+          <w:p>
+            <w:pPr>
+              <w:widowControl w:val="0"/>
+              <w:spacing w:line="240" w:lineRule="auto" w:after="0"/>
+              <w:ind w:firstLine="0"/>
+              <w:jc w:val="left"/>
+            </w:pPr>
+            <w:r/>
+            <w:r>
+              <w:rPr>
+                <w:rFonts w:ascii="Times New Roman" w:hAnsi="Times New Roman" w:cs="Times New Roman" w:eastAsia="Times New Roman"/>
+                <w:b w:val="0"/>
+                <w:i w:val="0"/>
+                <w:sz w:val="24"/>
+              </w:rPr>
+              <w:t>Серьёзный</w:t>
+            </w:r>
+          </w:p>
+        </w:tc>
+      </w:tr>
+      <w:tr>
+        <w:trPr>
+          <w:cantSplit/>
+        </w:trPr>
+        <w:tc>
+          <w:tcPr>
+            <w:tcW w:type="dxa" w:w="5386"/>
+          </w:tcPr>
+          <w:p>
+            <w:pPr>
+              <w:widowControl w:val="0"/>
+              <w:spacing w:line="240" w:lineRule="auto" w:after="0"/>
+              <w:ind w:firstLine="0"/>
+              <w:jc w:val="left"/>
+            </w:pPr>
+            <w:r/>
+            <w:r>
+              <w:rPr>
+                <w:rFonts w:ascii="Times New Roman" w:hAnsi="Times New Roman" w:cs="Times New Roman" w:eastAsia="Times New Roman"/>
+                <w:b w:val="0"/>
+                <w:i w:val="0"/>
+                <w:sz w:val="24"/>
+              </w:rPr>
               <w:t>Недооценка сроков разработки</w:t>
             </w:r>
           </w:p>
@@ -7042,7 +7042,7 @@
                 <w:i w:val="0"/>
                 <w:sz w:val="24"/>
               </w:rPr>
-              <w:t>Высокая</w:t>
+              <w:t>Средняя</w:t>
             </w:r>
           </w:p>
         </w:tc>
@@ -7241,155 +7241,7 @@
                 <w:i w:val="0"/>
                 <w:sz w:val="24"/>
               </w:rPr>
-              <w:t>Деградация модели после внедрения</w:t>
-            </w:r>
-          </w:p>
-        </w:tc>
-        <w:tc>
-          <w:tcPr>
-            <w:tcW w:type="dxa" w:w="1984"/>
-          </w:tcPr>
-          <w:p>
-            <w:pPr>
-              <w:widowControl w:val="0"/>
-              <w:spacing w:line="240" w:lineRule="auto" w:after="0"/>
-              <w:ind w:firstLine="0"/>
-              <w:jc w:val="left"/>
-            </w:pPr>
-            <w:r/>
-            <w:r>
-              <w:rPr>
-                <w:rFonts w:ascii="Times New Roman" w:hAnsi="Times New Roman" w:cs="Times New Roman" w:eastAsia="Times New Roman"/>
-                <w:b w:val="0"/>
-                <w:i w:val="0"/>
-                <w:sz w:val="24"/>
-              </w:rPr>
-              <w:t>Средняя</w:t>
-            </w:r>
-          </w:p>
-        </w:tc>
-        <w:tc>
-          <w:tcPr>
-            <w:tcW w:type="dxa" w:w="1984"/>
-          </w:tcPr>
-          <w:p>
-            <w:pPr>
-              <w:widowControl w:val="0"/>
-              <w:spacing w:line="240" w:lineRule="auto" w:after="0"/>
-              <w:ind w:firstLine="0"/>
-              <w:jc w:val="left"/>
-            </w:pPr>
-            <w:r/>
-            <w:r>
-              <w:rPr>
-                <w:rFonts w:ascii="Times New Roman" w:hAnsi="Times New Roman" w:cs="Times New Roman" w:eastAsia="Times New Roman"/>
-                <w:b w:val="0"/>
-                <w:i w:val="0"/>
-                <w:sz w:val="24"/>
-              </w:rPr>
-              <w:t>Серьёзный</w:t>
-            </w:r>
-          </w:p>
-        </w:tc>
-      </w:tr>
-      <w:tr>
-        <w:trPr>
-          <w:cantSplit/>
-        </w:trPr>
-        <w:tc>
-          <w:tcPr>
-            <w:tcW w:type="dxa" w:w="5386"/>
-          </w:tcPr>
-          <w:p>
-            <w:pPr>
-              <w:widowControl w:val="0"/>
-              <w:spacing w:line="240" w:lineRule="auto" w:after="0"/>
-              <w:ind w:firstLine="0"/>
-              <w:jc w:val="left"/>
-            </w:pPr>
-            <w:r/>
-            <w:r>
-              <w:rPr>
-                <w:rFonts w:ascii="Times New Roman" w:hAnsi="Times New Roman" w:cs="Times New Roman" w:eastAsia="Times New Roman"/>
-                <w:b w:val="0"/>
-                <w:i w:val="0"/>
-                <w:sz w:val="24"/>
-              </w:rPr>
-              <w:t>Задержка доступа к API БКИ и АБС</w:t>
-            </w:r>
-          </w:p>
-        </w:tc>
-        <w:tc>
-          <w:tcPr>
-            <w:tcW w:type="dxa" w:w="1984"/>
-          </w:tcPr>
-          <w:p>
-            <w:pPr>
-              <w:widowControl w:val="0"/>
-              <w:spacing w:line="240" w:lineRule="auto" w:after="0"/>
-              <w:ind w:firstLine="0"/>
-              <w:jc w:val="left"/>
-            </w:pPr>
-            <w:r/>
-            <w:r>
-              <w:rPr>
-                <w:rFonts w:ascii="Times New Roman" w:hAnsi="Times New Roman" w:cs="Times New Roman" w:eastAsia="Times New Roman"/>
-                <w:b w:val="0"/>
-                <w:i w:val="0"/>
-                <w:sz w:val="24"/>
-              </w:rPr>
-              <w:t>Высокая</w:t>
-            </w:r>
-          </w:p>
-        </w:tc>
-        <w:tc>
-          <w:tcPr>
-            <w:tcW w:type="dxa" w:w="1984"/>
-          </w:tcPr>
-          <w:p>
-            <w:pPr>
-              <w:widowControl w:val="0"/>
-              <w:spacing w:line="240" w:lineRule="auto" w:after="0"/>
-              <w:ind w:firstLine="0"/>
-              <w:jc w:val="left"/>
-            </w:pPr>
-            <w:r/>
-            <w:r>
-              <w:rPr>
-                <w:rFonts w:ascii="Times New Roman" w:hAnsi="Times New Roman" w:cs="Times New Roman" w:eastAsia="Times New Roman"/>
-                <w:b w:val="0"/>
-                <w:i w:val="0"/>
-                <w:sz w:val="24"/>
-              </w:rPr>
-              <w:t>Терпимый</w:t>
-            </w:r>
-          </w:p>
-        </w:tc>
-      </w:tr>
-      <w:tr>
-        <w:trPr>
-          <w:cantSplit/>
-        </w:trPr>
-        <w:tc>
-          <w:tcPr>
-            <w:tcW w:type="dxa" w:w="5386"/>
-          </w:tcPr>
-          <w:p>
-            <w:pPr>
-              <w:widowControl w:val="0"/>
-              <w:spacing w:line="240" w:lineRule="auto" w:after="0"/>
-              <w:ind w:firstLine="0"/>
-              <w:jc w:val="left"/>
-            </w:pPr>
-            <w:r/>
-            <w:r>
-              <w:rPr>
-                <w:rFonts w:ascii="Times New Roman" w:hAnsi="Times New Roman" w:cs="Times New Roman" w:eastAsia="Times New Roman"/>
-                <w:b w:val="0"/>
-                <w:i w:val="0"/>
-                <w:sz w:val="24"/>
-              </w:rPr>
-              <w:t>Смещение обучающей выборки</w:t>
+              <w:t>Ошибки ручного ввода сведений из кредитного отчёта</w:t>
             </w:r>
           </w:p>
         </w:tc>
@@ -7486,7 +7338,7 @@
                 <w:i w:val="0"/>
                 <w:sz w:val="24"/>
               </w:rPr>
-              <w:t>Средняя</w:t>
+              <w:t>Низкая</w:t>
             </w:r>
           </w:p>
         </w:tc>
@@ -7537,7 +7389,7 @@
                 <w:i w:val="0"/>
                 <w:sz w:val="24"/>
               </w:rPr>
-              <w:t>Изменение законодательства</w:t>
+              <w:t>Рост Организации</w:t>
             </w:r>
           </w:p>
         </w:tc>
@@ -7602,7 +7454,7 @@
           <w:i w:val="0"/>
           <w:sz w:val="28"/>
         </w:rPr>
-        <w:t>Для мониторинга отобраны риски с катастрофическими и серьёзными последствиями, а также риски с высокой вероятностью: нарушение требований к защите ПДн, недостаточная точность модели, низкое качество данных, недооценка сроков, выбытие участника группы, изменение требований, деградация модели и задержка доступа к внешним системам.</w:t>
+        <w:t>Для мониторинга отобраны риски с катастрофическими и серьёзными последствиями, а также риски с высокой вероятностью: нарушение защиты ПДн, потеря файла базы данных, недостаток данных для проверки методики, несовместимость с компьютером заказчика, недооценка сроков, выбытие участника, изменение требований и ошибки ручного ввода.</w:t>
       </w:r>
     </w:p>
     <w:p>
@@ -7808,7 +7660,7 @@
                 <w:i w:val="0"/>
                 <w:sz w:val="24"/>
               </w:rPr>
-              <w:t>Согласовать архитектуру со службой ИБ, обезличивать данные для обучения, разграничить доступ по ролям, вести журнал аудита</w:t>
+              <w:t>Вход по паролю, подключения только с 127.0.0.1, хэширование паролей, случайный ключ сессии; рекомендации по паролю учётной записи Windows</w:t>
             </w:r>
           </w:p>
         </w:tc>
@@ -7836,7 +7688,7 @@
                 <w:i w:val="0"/>
                 <w:sz w:val="24"/>
               </w:rPr>
-              <w:t>Недостаточная точность модели</w:t>
+              <w:t>Потеря файла базы данных</w:t>
             </w:r>
           </w:p>
         </w:tc>
@@ -7882,7 +7734,7 @@
                 <w:i w:val="0"/>
                 <w:sz w:val="24"/>
               </w:rPr>
-              <w:t>Использовать несколько алгоритмов и ансамбли, расширить набор признаков из кредитной истории; при недостижении порога внедрить интерпретируемую скоринговую карту как временное решение</w:t>
+              <w:t>Регламент ежедневного копирования creditdss.db на внешний носитель, описанный в руководстве</w:t>
             </w:r>
           </w:p>
         </w:tc>
@@ -7910,7 +7762,81 @@
                 <w:i w:val="0"/>
                 <w:sz w:val="24"/>
               </w:rPr>
-              <w:t>Низкое качество исторических данных</w:t>
+              <w:t>Мало исторических данных для проверки методики</w:t>
+            </w:r>
+          </w:p>
+        </w:tc>
+        <w:tc>
+          <w:tcPr>
+            <w:tcW w:type="dxa" w:w="1928"/>
+          </w:tcPr>
+          <w:p>
+            <w:pPr>
+              <w:widowControl w:val="0"/>
+              <w:spacing w:line="240" w:lineRule="auto" w:after="0"/>
+              <w:ind w:firstLine="0"/>
+              <w:jc w:val="left"/>
+            </w:pPr>
+            <w:r/>
+            <w:r>
+              <w:rPr>
+                <w:rFonts w:ascii="Times New Roman" w:hAnsi="Times New Roman" w:cs="Times New Roman" w:eastAsia="Times New Roman"/>
+                <w:b w:val="0"/>
+                <w:i w:val="0"/>
+                <w:sz w:val="24"/>
+              </w:rPr>
+              <w:t>Минимизация</w:t>
+            </w:r>
+          </w:p>
+        </w:tc>
+        <w:tc>
+          <w:tcPr>
+            <w:tcW w:type="dxa" w:w="5046"/>
+          </w:tcPr>
+          <w:p>
+            <w:pPr>
+              <w:widowControl w:val="0"/>
+              <w:spacing w:line="240" w:lineRule="auto" w:after="0"/>
+              <w:ind w:firstLine="0"/>
+              <w:jc w:val="left"/>
+            </w:pPr>
+            <w:r/>
+            <w:r>
+              <w:rPr>
+                <w:rFonts w:ascii="Times New Roman" w:hAnsi="Times New Roman" w:cs="Times New Roman" w:eastAsia="Times New Roman"/>
+                <w:b w:val="0"/>
+                <w:i w:val="0"/>
+                <w:sz w:val="24"/>
+              </w:rPr>
+              <w:t>Экспертная настройка баллов, консервативные пороги; уточнение после накопления истории</w:t>
+            </w:r>
+          </w:p>
+        </w:tc>
+      </w:tr>
+      <w:tr>
+        <w:trPr>
+          <w:cantSplit/>
+        </w:trPr>
+        <w:tc>
+          <w:tcPr>
+            <w:tcW w:type="dxa" w:w="2381"/>
+          </w:tcPr>
+          <w:p>
+            <w:pPr>
+              <w:widowControl w:val="0"/>
+              <w:spacing w:line="240" w:lineRule="auto" w:after="0"/>
+              <w:ind w:firstLine="0"/>
+              <w:jc w:val="left"/>
+            </w:pPr>
+            <w:r/>
+            <w:r>
+              <w:rPr>
+                <w:rFonts w:ascii="Times New Roman" w:hAnsi="Times New Roman" w:cs="Times New Roman" w:eastAsia="Times New Roman"/>
+                <w:b w:val="0"/>
+                <w:i w:val="0"/>
+                <w:sz w:val="24"/>
+              </w:rPr>
+              <w:t>Несовместимость с компьютером заказчика</w:t>
             </w:r>
           </w:p>
         </w:tc>
@@ -7956,7 +7882,7 @@
                 <w:i w:val="0"/>
                 <w:sz w:val="24"/>
               </w:rPr>
-              <w:t>Провести анализ качества данных на этапе T3, согласовать правила очистки с риск-аналитиками Банка</w:t>
+              <w:t>Проверка на «чистых» Windows 10 и 11; пакеты для Python 3.11–3.14 в дистрибутиве</w:t>
             </w:r>
           </w:p>
         </w:tc>
@@ -8030,7 +7956,7 @@
                 <w:i w:val="0"/>
                 <w:sz w:val="24"/>
               </w:rPr>
-              <w:t>Резерв времени между окончанием работ (17.12) и сроком проекта (31.12); приоритизация функций — второстепенные отчёты переносятся на следующую версию</w:t>
+              <w:t>Резерв времени до 31.12; второстепенные функции переносятся на следующую версию</w:t>
             </w:r>
           </w:p>
         </w:tc>
@@ -8104,7 +8030,7 @@
                 <w:i w:val="0"/>
                 <w:sz w:val="24"/>
               </w:rPr>
-              <w:t>Взаимозаменяемость участников (все — разработчики), код-ревью и документирование, перекрёстное знакомство с задачами</w:t>
+              <w:t>Взаимозаменяемость участников, код-ревью, документирование</w:t>
             </w:r>
           </w:p>
         </w:tc>
@@ -8178,7 +8104,7 @@
                 <w:i w:val="0"/>
                 <w:sz w:val="24"/>
               </w:rPr>
-              <w:t>Утверждение ТЗ, процедура управления изменениями, регулярные демонстрации заказчику</w:t>
+              <w:t>Утверждение ТЗ, демонстрации по этапам</w:t>
             </w:r>
           </w:p>
         </w:tc>
@@ -8206,81 +8132,7 @@
                 <w:i w:val="0"/>
                 <w:sz w:val="24"/>
               </w:rPr>
-              <w:t>Деградация модели после внедрения</w:t>
-            </w:r>
-          </w:p>
-        </w:tc>
-        <w:tc>
-          <w:tcPr>
-            <w:tcW w:type="dxa" w:w="1928"/>
-          </w:tcPr>
-          <w:p>
-            <w:pPr>
-              <w:widowControl w:val="0"/>
-              <w:spacing w:line="240" w:lineRule="auto" w:after="0"/>
-              <w:ind w:firstLine="0"/>
-              <w:jc w:val="left"/>
-            </w:pPr>
-            <w:r/>
-            <w:r>
-              <w:rPr>
-                <w:rFonts w:ascii="Times New Roman" w:hAnsi="Times New Roman" w:cs="Times New Roman" w:eastAsia="Times New Roman"/>
-                <w:b w:val="0"/>
-                <w:i w:val="0"/>
-                <w:sz w:val="24"/>
-              </w:rPr>
-              <w:t>Аварийный план</w:t>
-            </w:r>
-          </w:p>
-        </w:tc>
-        <w:tc>
-          <w:tcPr>
-            <w:tcW w:type="dxa" w:w="5046"/>
-          </w:tcPr>
-          <w:p>
-            <w:pPr>
-              <w:widowControl w:val="0"/>
-              <w:spacing w:line="240" w:lineRule="auto" w:after="0"/>
-              <w:ind w:firstLine="0"/>
-              <w:jc w:val="left"/>
-            </w:pPr>
-            <w:r/>
-            <w:r>
-              <w:rPr>
-                <w:rFonts w:ascii="Times New Roman" w:hAnsi="Times New Roman" w:cs="Times New Roman" w:eastAsia="Times New Roman"/>
-                <w:b w:val="0"/>
-                <w:i w:val="0"/>
-                <w:sz w:val="24"/>
-              </w:rPr>
-              <w:t>Ежемесячный мониторинг PSI и Gini; при превышении порогов — откат на предыдущую версию модели и внеплановое переобучение</w:t>
-            </w:r>
-          </w:p>
-        </w:tc>
-      </w:tr>
-      <w:tr>
-        <w:trPr>
-          <w:cantSplit/>
-        </w:trPr>
-        <w:tc>
-          <w:tcPr>
-            <w:tcW w:type="dxa" w:w="2381"/>
-          </w:tcPr>
-          <w:p>
-            <w:pPr>
-              <w:widowControl w:val="0"/>
-              <w:spacing w:line="240" w:lineRule="auto" w:after="0"/>
-              <w:ind w:firstLine="0"/>
-              <w:jc w:val="left"/>
-            </w:pPr>
-            <w:r/>
-            <w:r>
-              <w:rPr>
-                <w:rFonts w:ascii="Times New Roman" w:hAnsi="Times New Roman" w:cs="Times New Roman" w:eastAsia="Times New Roman"/>
-                <w:b w:val="0"/>
-                <w:i w:val="0"/>
-                <w:sz w:val="24"/>
-              </w:rPr>
-              <w:t>Задержка доступа к API БКИ и АБС</w:t>
+              <w:t>Ошибки ручного ввода сведений из кредитного отчёта</w:t>
             </w:r>
           </w:p>
         </w:tc>
@@ -8326,7 +8178,7 @@
                 <w:i w:val="0"/>
                 <w:sz w:val="24"/>
               </w:rPr>
-              <w:t>Разработка с использованием заглушек (mock-сервисов) по спецификациям API, раннее согласование доступа</w:t>
+              <w:t>Проверка диапазонов, подсказки к полям, отображение введённых сведений в карточке</w:t>
             </w:r>
           </w:p>
         </w:tc>
@@ -8492,7 +8344,92 @@
                 <w:i w:val="0"/>
                 <w:sz w:val="24"/>
               </w:rPr>
-              <w:t>Замечания службы ИБ, обнаружение ПДн в тестовых данных или журналах</w:t>
+              <w:t>Компьютер без пароля, посторонние в помещении</w:t>
+            </w:r>
+          </w:p>
+        </w:tc>
+      </w:tr>
+    </w:tbl>
+    <w:p>
+      <w:pPr>
+        <w:keepNext/>
+        <w:ind w:firstLine="0"/>
+        <w:jc w:val="right"/>
+      </w:pPr>
+      <w:r>
+        <w:rPr>
+          <w:rFonts w:ascii="Times New Roman" w:hAnsi="Times New Roman" w:cs="Times New Roman" w:eastAsia="Times New Roman"/>
+          <w:b w:val="0"/>
+          <w:i w:val="0"/>
+          <w:sz w:val="28"/>
+        </w:rPr>
+        <w:t>Продолжение таблицы 9.8</w:t>
+      </w:r>
+    </w:p>
+    <w:tbl>
+      <w:tblPr>
+        <w:tblStyle w:val="TableGrid"/>
+        <w:tblW w:type="auto" w:w="0"/>
+        <w:jc w:val="center"/>
+        <w:tblLayout w:type="fixed"/>
+        <w:tblLook w:firstColumn="1" w:firstRow="1" w:lastColumn="0" w:lastRow="0" w:noHBand="0" w:noVBand="1" w:val="04A0"/>
+        <w:tblLayout w:type="fixed"/>
+        <w:tblCaption w:val="9.8|1"/>
+      </w:tblPr>
+      <w:tblGrid>
+        <w:gridCol w:w="2835"/>
+        <w:gridCol w:w="6520"/>
+      </w:tblGrid>
+      <w:tr>
+        <w:trPr>
+          <w:cantSplit/>
+          <w:tblHeader/>
+        </w:trPr>
+        <w:tc>
+          <w:tcPr>
+            <w:tcW w:type="dxa" w:w="2835"/>
+          </w:tcPr>
+          <w:p>
+            <w:pPr>
+              <w:keepNext/>
+              <w:widowControl w:val="0"/>
+              <w:spacing w:line="240" w:lineRule="auto" w:after="0"/>
+              <w:ind w:firstLine="0"/>
+              <w:jc w:val="center"/>
+            </w:pPr>
+            <w:r/>
+            <w:r>
+              <w:rPr>
+                <w:rFonts w:ascii="Times New Roman" w:hAnsi="Times New Roman" w:cs="Times New Roman" w:eastAsia="Times New Roman"/>
+                <w:b w:val="0"/>
+                <w:i w:val="0"/>
+                <w:sz w:val="24"/>
+              </w:rPr>
+              <w:t>Риск</w:t>
+            </w:r>
+          </w:p>
+        </w:tc>
+        <w:tc>
+          <w:tcPr>
+            <w:tcW w:type="dxa" w:w="6520"/>
+          </w:tcPr>
+          <w:p>
+            <w:pPr>
+              <w:keepNext/>
+              <w:widowControl w:val="0"/>
+              <w:spacing w:line="240" w:lineRule="auto" w:after="0"/>
+              <w:ind w:firstLine="0"/>
+              <w:jc w:val="center"/>
+            </w:pPr>
+            <w:r/>
+            <w:r>
+              <w:rPr>
+                <w:rFonts w:ascii="Times New Roman" w:hAnsi="Times New Roman" w:cs="Times New Roman" w:eastAsia="Times New Roman"/>
+                <w:b w:val="0"/>
+                <w:i w:val="0"/>
+                <w:sz w:val="24"/>
+              </w:rPr>
+              <w:t>Признаки</w:t>
             </w:r>
           </w:p>
         </w:tc>
@@ -8520,7 +8457,7 @@
                 <w:i w:val="0"/>
                 <w:sz w:val="24"/>
               </w:rPr>
-              <w:t>Недостаточная точность модели</w:t>
+              <w:t>Потеря файла базы данных</w:t>
             </w:r>
           </w:p>
         </w:tc>
@@ -8543,7 +8480,7 @@
                 <w:i w:val="0"/>
                 <w:sz w:val="24"/>
               </w:rPr>
-              <w:t>ROC AUC промежуточных моделей ниже 0,72</w:t>
+              <w:t>Нет свежей копии файла на внешнем носителе</w:t>
             </w:r>
           </w:p>
         </w:tc>
@@ -8571,7 +8508,7 @@
                 <w:i w:val="0"/>
                 <w:sz w:val="24"/>
               </w:rPr>
-              <w:t>Низкое качество исторических данных</w:t>
+              <w:t>Мало исторических данных для проверки методики</w:t>
             </w:r>
           </w:p>
         </w:tc>
@@ -8594,7 +8531,58 @@
                 <w:i w:val="0"/>
                 <w:sz w:val="24"/>
               </w:rPr>
-              <w:t>Доля пропусков в ключевых полях более 20 %, расхождения с данными АБС</w:t>
+              <w:t>Менее 200 выданных займов с известным исходом</w:t>
+            </w:r>
+          </w:p>
+        </w:tc>
+      </w:tr>
+      <w:tr>
+        <w:trPr>
+          <w:cantSplit/>
+        </w:trPr>
+        <w:tc>
+          <w:tcPr>
+            <w:tcW w:type="dxa" w:w="2835"/>
+          </w:tcPr>
+          <w:p>
+            <w:pPr>
+              <w:widowControl w:val="0"/>
+              <w:spacing w:line="240" w:lineRule="auto" w:after="0"/>
+              <w:ind w:firstLine="0"/>
+              <w:jc w:val="left"/>
+            </w:pPr>
+            <w:r/>
+            <w:r>
+              <w:rPr>
+                <w:rFonts w:ascii="Times New Roman" w:hAnsi="Times New Roman" w:cs="Times New Roman" w:eastAsia="Times New Roman"/>
+                <w:b w:val="0"/>
+                <w:i w:val="0"/>
+                <w:sz w:val="24"/>
+              </w:rPr>
+              <w:t>Несовместимость с компьютером заказчика</w:t>
+            </w:r>
+          </w:p>
+        </w:tc>
+        <w:tc>
+          <w:tcPr>
+            <w:tcW w:type="dxa" w:w="6520"/>
+          </w:tcPr>
+          <w:p>
+            <w:pPr>
+              <w:widowControl w:val="0"/>
+              <w:spacing w:line="240" w:lineRule="auto" w:after="0"/>
+              <w:ind w:firstLine="0"/>
+              <w:jc w:val="left"/>
+            </w:pPr>
+            <w:r/>
+            <w:r>
+              <w:rPr>
+                <w:rFonts w:ascii="Times New Roman" w:hAnsi="Times New Roman" w:cs="Times New Roman" w:eastAsia="Times New Roman"/>
+                <w:b w:val="0"/>
+                <w:i w:val="0"/>
+                <w:sz w:val="24"/>
+              </w:rPr>
+              <w:t>Ошибка при первом запуске run.bat на тестовом компьютере</w:t>
             </w:r>
           </w:p>
         </w:tc>
@@ -8645,7 +8633,7 @@
                 <w:i w:val="0"/>
                 <w:sz w:val="24"/>
               </w:rPr>
-              <w:t>Отставание от графика по этапам критического пути более чем на 3 дня</w:t>
+              <w:t>Отставание по этапам критического пути более 3 дней</w:t>
             </w:r>
           </w:p>
         </w:tc>
@@ -8696,7 +8684,7 @@
                 <w:i w:val="0"/>
                 <w:sz w:val="24"/>
               </w:rPr>
-              <w:t>Длительное отсутствие участника, снижение его активности</w:t>
+              <w:t>Длительное отсутствие участника</w:t>
             </w:r>
           </w:p>
         </w:tc>
@@ -8747,7 +8735,7 @@
                 <w:i w:val="0"/>
                 <w:sz w:val="24"/>
               </w:rPr>
-              <w:t>Частые запросы на изменения от заказчика, новые требования на демонстрациях</w:t>
+              <w:t>Новые требования на демонстрациях</w:t>
             </w:r>
           </w:p>
         </w:tc>
@@ -8775,7 +8763,7 @@
                 <w:i w:val="0"/>
                 <w:sz w:val="24"/>
               </w:rPr>
-              <w:t>Деградация модели после внедрения</w:t>
+              <w:t>Ошибки ручного ввода сведений из кредитного отчёта</w:t>
             </w:r>
           </w:p>
         </w:tc>
@@ -8798,58 +8786,7 @@
                 <w:i w:val="0"/>
                 <w:sz w:val="24"/>
               </w:rPr>
-              <w:t>PSI &gt; 0,25, рост доли просрочек в новых выдачах</w:t>
-            </w:r>
-          </w:p>
-        </w:tc>
-      </w:tr>
-      <w:tr>
-        <w:trPr>
-          <w:cantSplit/>
-        </w:trPr>
-        <w:tc>
-          <w:tcPr>
-            <w:tcW w:type="dxa" w:w="2835"/>
-          </w:tcPr>
-          <w:p>
-            <w:pPr>
-              <w:widowControl w:val="0"/>
-              <w:spacing w:line="240" w:lineRule="auto" w:after="0"/>
-              <w:ind w:firstLine="0"/>
-              <w:jc w:val="left"/>
-            </w:pPr>
-            <w:r/>
-            <w:r>
-              <w:rPr>
-                <w:rFonts w:ascii="Times New Roman" w:hAnsi="Times New Roman" w:cs="Times New Roman" w:eastAsia="Times New Roman"/>
-                <w:b w:val="0"/>
-                <w:i w:val="0"/>
-                <w:sz w:val="24"/>
-              </w:rPr>
-              <w:t>Задержка доступа к API БКИ и АБС</w:t>
-            </w:r>
-          </w:p>
-        </w:tc>
-        <w:tc>
-          <w:tcPr>
-            <w:tcW w:type="dxa" w:w="6520"/>
-          </w:tcPr>
-          <w:p>
-            <w:pPr>
-              <w:widowControl w:val="0"/>
-              <w:spacing w:line="240" w:lineRule="auto" w:after="0"/>
-              <w:ind w:firstLine="0"/>
-              <w:jc w:val="left"/>
-            </w:pPr>
-            <w:r/>
-            <w:r>
-              <w:rPr>
-                <w:rFonts w:ascii="Times New Roman" w:hAnsi="Times New Roman" w:cs="Times New Roman" w:eastAsia="Times New Roman"/>
-                <w:b w:val="0"/>
-                <w:i w:val="0"/>
-                <w:sz w:val="24"/>
-              </w:rPr>
-              <w:t>Отсутствие тестовых учётных данных к началу этапа T7</w:t>
+              <w:t>Расхождения при выборочной сверке заявок с отчётами БКИ</w:t>
             </w:r>
           </w:p>
         </w:tc>
@@ -8882,7 +8819,7 @@
           <w:i w:val="0"/>
           <w:sz w:val="28"/>
         </w:rPr>
-        <w:t>В ходе работы изучена методика управления проектами и построена модель управления проектом создания системы поддержки принятия решений для оценки кредитоспособности физических лиц. Определены 12 этапов проекта с длительностями и зависимостями, построены сетевая диаграмма с выделением критического пути и временная диаграмма проекта, выполнено распределение трёх участников группы по этапам и построена диаграмма их занятости.</w:t>
+        <w:t>В ходе работы изучена методика управления проектами и построена модель управления проектом создания базовой редакции системы поддержки принятия решений для оценки кредитоспособности физических лиц. Определены 12 этапов проекта с длительностями и зависимостями, построены сетевая диаграмма с выделением критического пути и временная диаграмма проекта, выполнено распределение трёх участников группы по этапам и построена диаграмма их занятости.</w:t>
       </w:r>
     </w:p>
     <w:p>
@@ -8893,7 +8830,7 @@
           <w:i w:val="0"/>
           <w:sz w:val="28"/>
         </w:rPr>
-        <w:t>Работы укладываются в период с 01.09.2026 по 31.12.2026 с резервом времени на случай задержек. Составлен список из 11 возможных рисков с указанием типа, проведён их анализ по вероятности и ущербу, для значимых рисков разработаны стратегии предотвращения, минимизации и аварийные планы, определены признаки проявления рисков для их мониторинга.</w:t>
+        <w:t>Работы укладываются в период с 01.09.2026 по 31.12.2026 с резервом времени. Составлен список из 10 возможных рисков с указанием типа, проведён их анализ по вероятности и ущербу, для значимых рисков разработаны стратегии и определены признаки их проявления.</w:t>
       </w:r>
     </w:p>
     <w:p>
@@ -9005,7 +8942,7 @@
           <w:i w:val="0"/>
           <w:sz w:val="28"/>
         </w:rPr>
-        <w:t>7. Федеральный закон от 30.12.2004 № 218-ФЗ «О кредитных историях».</w:t>
+        <w:t>7. Федеральный закон от 02.07.2010 № 151-ФЗ «О микрофинансовой деятельности и микрофинансовых организациях».</w:t>
       </w:r>
     </w:p>
     <w:p>
@@ -9019,7 +8956,7 @@
           <w:i w:val="0"/>
           <w:sz w:val="28"/>
         </w:rPr>
-        <w:t>8. Федеральный закон от 21.12.2013 № 353-ФЗ «О потребительском кредите (займе)».</w:t>
+        <w:t>8. Федеральный закон от 18.07.2009 № 190-ФЗ «О кредитной кооперации».</w:t>
       </w:r>
     </w:p>
     <w:p>
@@ -9033,7 +8970,7 @@
           <w:i w:val="0"/>
           <w:sz w:val="28"/>
         </w:rPr>
-        <w:t>9. Федеральный закон от 27.07.2006 № 152-ФЗ «О персональных данных».</w:t>
+        <w:t>9. Федеральный закон от 30.12.2004 № 218-ФЗ «О кредитных историях».</w:t>
       </w:r>
     </w:p>
     <w:p>
@@ -9047,7 +8984,7 @@
           <w:i w:val="0"/>
           <w:sz w:val="28"/>
         </w:rPr>
-        <w:t>10. Методические указания по выполнению практических работ по дисциплине «Программная инженерия». Части 1, 2. — Тула: ТулГУ.</w:t>
+        <w:t>10. Федеральный закон от 21.12.2013 № 353-ФЗ «О потребительском кредите (займе)».</w:t>
       </w:r>
     </w:p>
     <w:p>
@@ -9061,7 +8998,7 @@
           <w:i w:val="0"/>
           <w:sz w:val="28"/>
         </w:rPr>
-        <w:t>11. Руководство к своду знаний по управлению проектами (Руководство PMBOK). — 6-е изд. — Project Management Institute, 2017. — 726 с.</w:t>
+        <w:t>11. Федеральный закон от 27.07.2006 № 152-ФЗ «О персональных данных».</w:t>
       </w:r>
     </w:p>
     <w:p>
@@ -9075,7 +9012,7 @@
           <w:i w:val="0"/>
           <w:sz w:val="28"/>
         </w:rPr>
-        <w:t>12. ГОСТ Р 54869-2011. Проектный менеджмент. Требования к управлению проектом. — М.: Стандартинформ, 2012.</w:t>
+        <w:t>12. Методические указания по выполнению практических работ по дисциплине «Программная инженерия». Части 1, 2. — Тула: ТулГУ.</w:t>
       </w:r>
     </w:p>
     <w:p>
@@ -9089,7 +9026,35 @@
           <w:i w:val="0"/>
           <w:sz w:val="28"/>
         </w:rPr>
-        <w:t>13. ГОСТ Р ИСО 31000-2019. Менеджмент риска. Принципы и руководство. — М.: Стандартинформ, 2020.</w:t>
+        <w:t>13. Руководство к своду знаний по управлению проектами (Руководство PMBOK). — 6-е изд. — Project Management Institute, 2017. — 726 с.</w:t>
+      </w:r>
+    </w:p>
+    <w:p>
+      <w:pPr>
+        <w:jc w:val="left"/>
+      </w:pPr>
+      <w:r>
+        <w:rPr>
+          <w:rFonts w:ascii="Times New Roman" w:hAnsi="Times New Roman" w:cs="Times New Roman" w:eastAsia="Times New Roman"/>
+          <w:b w:val="0"/>
+          <w:i w:val="0"/>
+          <w:sz w:val="28"/>
+        </w:rPr>
+        <w:t>14. ГОСТ Р 54869-2011. Проектный менеджмент. Требования к управлению проектом. — М.: Стандартинформ, 2012.</w:t>
+      </w:r>
+    </w:p>
+    <w:p>
+      <w:pPr>
+        <w:jc w:val="left"/>
+      </w:pPr>
+      <w:r>
+        <w:rPr>
+          <w:rFonts w:ascii="Times New Roman" w:hAnsi="Times New Roman" w:cs="Times New Roman" w:eastAsia="Times New Roman"/>
+          <w:b w:val="0"/>
+          <w:i w:val="0"/>
+          <w:sz w:val="28"/>
+        </w:rPr>
+        <w:t>15. ГОСТ Р ИСО 31000-2019. Менеджмент риска. Принципы и руководство. — М.: Стандартинформ, 2020.</w:t>
       </w:r>
     </w:p>
     <w:sectPr>
